--- a/src/tex2sto/profiles/ssau/pandoc/reference.docx
+++ b/src/tex2sto/profiles/ssau/pandoc/reference.docx
@@ -12302,6 +12302,22 @@
       <w:b w:val="0"/>
       <w:i w:val="0"/>
       <w:sz w:val="28"/>
+    </w:rPr>
+  </w:style>
+  <w:style w:type="paragraph" w:customStyle="1" w:styleId="Tex2StoTableContinuation">
+    <w:name w:val="Tex2Sto Table Continuation"/>
+    <w:basedOn w:val="Normal"/>
+    <w:pPr>
+      <w:spacing w:line="360" w:lineRule="auto" w:before="0" w:after="0"/>
+      <w:ind w:firstLine="0"/>
+      <w:jc w:val="right"/>
+    </w:pPr>
+    <w:rPr>
+      <w:rFonts w:ascii="Times New Roman" w:hAnsi="Times New Roman" w:eastAsia="Times New Roman"/>
+      <w:b w:val="0"/>
+      <w:i w:val="0"/>
+      <w:color w:val="FFFFFF"/>
+      <w:sz w:val="24"/>
     </w:rPr>
   </w:style>
   <w:style w:type="paragraph" w:customStyle="1" w:styleId="Tex2StoEquation">

--- a/src/tex2sto/profiles/ssau/pandoc/reference.docx
+++ b/src/tex2sto/profiles/ssau/pandoc/reference.docx
@@ -477,7 +477,7 @@
     </w:pPr>
     <w:rPr>
       <w:rFonts w:asciiTheme="majorHAnsi" w:eastAsiaTheme="majorEastAsia" w:hAnsiTheme="majorHAnsi" w:cstheme="majorBidi" w:ascii="Times New Roman" w:hAnsi="Times New Roman" w:eastAsia="Times New Roman"/>
-      <w:b/>
+      <w:b w:val="0"/>
       <w:bCs/>
       <w:i w:val="0"/>
       <w:color w:val="365F91" w:themeColor="accent1" w:themeShade="BF"/>
@@ -502,7 +502,7 @@
     </w:pPr>
     <w:rPr>
       <w:rFonts w:asciiTheme="majorHAnsi" w:eastAsiaTheme="majorEastAsia" w:hAnsiTheme="majorHAnsi" w:cstheme="majorBidi" w:ascii="Times New Roman" w:hAnsi="Times New Roman" w:eastAsia="Times New Roman"/>
-      <w:b/>
+      <w:b w:val="0"/>
       <w:bCs/>
       <w:i w:val="0"/>
       <w:color w:val="4F81BD" w:themeColor="accent1"/>
@@ -529,7 +529,7 @@
       <w:rFonts w:asciiTheme="majorHAnsi" w:eastAsiaTheme="majorEastAsia" w:hAnsiTheme="majorHAnsi" w:cstheme="majorBidi" w:ascii="Times New Roman" w:hAnsi="Times New Roman" w:eastAsia="Times New Roman"/>
       <w:b w:val="0"/>
       <w:bCs/>
-      <w:i/>
+      <w:i w:val="0"/>
       <w:color w:val="4F81BD" w:themeColor="accent1"/>
       <w:sz w:val="28"/>
     </w:rPr>
@@ -554,7 +554,7 @@
       <w:rFonts w:asciiTheme="majorHAnsi" w:eastAsiaTheme="majorEastAsia" w:hAnsiTheme="majorHAnsi" w:cstheme="majorBidi" w:ascii="Times New Roman" w:hAnsi="Times New Roman" w:eastAsia="Times New Roman"/>
       <w:b w:val="0"/>
       <w:bCs/>
-      <w:i/>
+      <w:i w:val="0"/>
       <w:iCs/>
       <w:color w:val="4F81BD" w:themeColor="accent1"/>
       <w:sz w:val="28"/>
@@ -12129,7 +12129,7 @@
     </w:pPr>
     <w:rPr>
       <w:rFonts w:ascii="Times New Roman" w:hAnsi="Times New Roman" w:eastAsia="Times New Roman"/>
-      <w:b/>
+      <w:b w:val="0"/>
       <w:i w:val="0"/>
       <w:sz w:val="28"/>
     </w:rPr>
@@ -12142,69 +12142,6 @@
       <w:spacing w:line="360" w:lineRule="auto" w:before="240" w:after="120"/>
       <w:ind w:firstLine="0"/>
       <w:outlineLvl w:val="0"/>
-    </w:pPr>
-    <w:rPr>
-      <w:rFonts w:ascii="Times New Roman" w:hAnsi="Times New Roman" w:eastAsia="Times New Roman"/>
-      <w:b/>
-      <w:i w:val="0"/>
-      <w:sz w:val="28"/>
-    </w:rPr>
-  </w:style>
-  <w:style w:type="paragraph" w:customStyle="1" w:styleId="Tex2StoHeading2">
-    <w:name w:val="Tex2Sto Heading 2"/>
-    <w:basedOn w:val="Normal"/>
-    <w:pPr>
-      <w:keepNext/>
-      <w:spacing w:line="360" w:lineRule="auto" w:before="240" w:after="120"/>
-      <w:ind w:firstLine="0"/>
-      <w:outlineLvl w:val="1"/>
-    </w:pPr>
-    <w:rPr>
-      <w:rFonts w:ascii="Times New Roman" w:hAnsi="Times New Roman" w:eastAsia="Times New Roman"/>
-      <w:b/>
-      <w:i w:val="0"/>
-      <w:sz w:val="28"/>
-    </w:rPr>
-  </w:style>
-  <w:style w:type="paragraph" w:customStyle="1" w:styleId="Tex2StoHeading3">
-    <w:name w:val="Tex2Sto Heading 3"/>
-    <w:basedOn w:val="Normal"/>
-    <w:pPr>
-      <w:keepNext/>
-      <w:spacing w:line="360" w:lineRule="auto" w:before="240" w:after="120"/>
-      <w:ind w:firstLine="0"/>
-      <w:outlineLvl w:val="2"/>
-    </w:pPr>
-    <w:rPr>
-      <w:rFonts w:ascii="Times New Roman" w:hAnsi="Times New Roman" w:eastAsia="Times New Roman"/>
-      <w:b w:val="0"/>
-      <w:i/>
-      <w:sz w:val="28"/>
-    </w:rPr>
-  </w:style>
-  <w:style w:type="paragraph" w:customStyle="1" w:styleId="Tex2StoHeading4">
-    <w:name w:val="Tex2Sto Heading 4"/>
-    <w:basedOn w:val="Normal"/>
-    <w:pPr>
-      <w:keepNext/>
-      <w:spacing w:line="360" w:lineRule="auto" w:before="240" w:after="120"/>
-      <w:ind w:firstLine="0"/>
-      <w:outlineLvl w:val="3"/>
-    </w:pPr>
-    <w:rPr>
-      <w:rFonts w:ascii="Times New Roman" w:hAnsi="Times New Roman" w:eastAsia="Times New Roman"/>
-      <w:b w:val="0"/>
-      <w:i/>
-      <w:sz w:val="28"/>
-    </w:rPr>
-  </w:style>
-  <w:style w:type="paragraph" w:customStyle="1" w:styleId="Tex2StoFigureCaption">
-    <w:name w:val="Tex2Sto Figure Caption"/>
-    <w:basedOn w:val="Normal"/>
-    <w:pPr>
-      <w:spacing w:line="360" w:lineRule="auto" w:before="0" w:after="0"/>
-      <w:ind w:firstLine="0"/>
-      <w:jc w:val="center"/>
     </w:pPr>
     <w:rPr>
       <w:rFonts w:ascii="Times New Roman" w:hAnsi="Times New Roman" w:eastAsia="Times New Roman"/>
@@ -12213,14 +12150,14 @@
       <w:sz w:val="28"/>
     </w:rPr>
   </w:style>
-  <w:style w:type="paragraph" w:customStyle="1" w:styleId="Tex2StoTableCaption">
-    <w:name w:val="Tex2Sto Table Caption"/>
+  <w:style w:type="paragraph" w:customStyle="1" w:styleId="Tex2StoHeading2">
+    <w:name w:val="Tex2Sto Heading 2"/>
     <w:basedOn w:val="Normal"/>
     <w:pPr>
       <w:keepNext/>
-      <w:spacing w:line="360" w:lineRule="auto" w:before="0" w:after="0"/>
+      <w:spacing w:line="360" w:lineRule="auto" w:before="240" w:after="120"/>
       <w:ind w:firstLine="0"/>
-      <w:jc w:val="left"/>
+      <w:outlineLvl w:val="1"/>
     </w:pPr>
     <w:rPr>
       <w:rFonts w:ascii="Times New Roman" w:hAnsi="Times New Roman" w:eastAsia="Times New Roman"/>
@@ -12229,6 +12166,84 @@
       <w:sz w:val="28"/>
     </w:rPr>
   </w:style>
+  <w:style w:type="paragraph" w:customStyle="1" w:styleId="Tex2StoHeading3">
+    <w:name w:val="Tex2Sto Heading 3"/>
+    <w:basedOn w:val="Normal"/>
+    <w:pPr>
+      <w:keepNext/>
+      <w:spacing w:line="360" w:lineRule="auto" w:before="240" w:after="120"/>
+      <w:ind w:firstLine="0"/>
+      <w:outlineLvl w:val="2"/>
+    </w:pPr>
+    <w:rPr>
+      <w:rFonts w:ascii="Times New Roman" w:hAnsi="Times New Roman" w:eastAsia="Times New Roman"/>
+      <w:b w:val="0"/>
+      <w:i w:val="0"/>
+      <w:sz w:val="28"/>
+    </w:rPr>
+  </w:style>
+  <w:style w:type="paragraph" w:customStyle="1" w:styleId="Tex2StoHeading4">
+    <w:name w:val="Tex2Sto Heading 4"/>
+    <w:basedOn w:val="Normal"/>
+    <w:pPr>
+      <w:keepNext/>
+      <w:spacing w:line="360" w:lineRule="auto" w:before="240" w:after="120"/>
+      <w:ind w:firstLine="0"/>
+      <w:outlineLvl w:val="3"/>
+    </w:pPr>
+    <w:rPr>
+      <w:rFonts w:ascii="Times New Roman" w:hAnsi="Times New Roman" w:eastAsia="Times New Roman"/>
+      <w:b w:val="0"/>
+      <w:i w:val="0"/>
+      <w:sz w:val="28"/>
+    </w:rPr>
+  </w:style>
+  <w:style w:type="paragraph" w:customStyle="1" w:styleId="Tex2StoFigureContent">
+    <w:name w:val="Tex2Sto Figure Content"/>
+    <w:basedOn w:val="Normal"/>
+    <w:pPr>
+      <w:spacing w:line="360" w:lineRule="auto" w:before="0" w:after="0"/>
+      <w:ind w:firstLine="0"/>
+      <w:jc w:val="center"/>
+    </w:pPr>
+    <w:rPr>
+      <w:rFonts w:ascii="Times New Roman" w:hAnsi="Times New Roman" w:eastAsia="Times New Roman"/>
+      <w:b w:val="0"/>
+      <w:i w:val="0"/>
+      <w:sz w:val="28"/>
+    </w:rPr>
+  </w:style>
+  <w:style w:type="paragraph" w:customStyle="1" w:styleId="Tex2StoFigureCaption">
+    <w:name w:val="Tex2Sto Figure Caption"/>
+    <w:basedOn w:val="Normal"/>
+    <w:pPr>
+      <w:spacing w:line="360" w:lineRule="auto" w:before="0" w:after="0"/>
+      <w:ind w:firstLine="0"/>
+      <w:jc w:val="center"/>
+    </w:pPr>
+    <w:rPr>
+      <w:rFonts w:ascii="Times New Roman" w:hAnsi="Times New Roman" w:eastAsia="Times New Roman"/>
+      <w:b w:val="0"/>
+      <w:i w:val="0"/>
+      <w:sz w:val="28"/>
+    </w:rPr>
+  </w:style>
+  <w:style w:type="paragraph" w:customStyle="1" w:styleId="Tex2StoTableCaption">
+    <w:name w:val="Tex2Sto Table Caption"/>
+    <w:basedOn w:val="Normal"/>
+    <w:pPr>
+      <w:keepNext/>
+      <w:spacing w:line="360" w:lineRule="auto" w:before="0" w:after="0"/>
+      <w:ind w:firstLine="0"/>
+      <w:jc w:val="left"/>
+    </w:pPr>
+    <w:rPr>
+      <w:rFonts w:ascii="Times New Roman" w:hAnsi="Times New Roman" w:eastAsia="Times New Roman"/>
+      <w:b w:val="0"/>
+      <w:i w:val="0"/>
+      <w:sz w:val="28"/>
+    </w:rPr>
+  </w:style>
   <w:style w:type="paragraph" w:customStyle="1" w:styleId="Tex2StoTableText">
     <w:name w:val="Tex2Sto Table Text"/>
     <w:basedOn w:val="Normal"/>
@@ -12259,13 +12274,13 @@
       <w:sz w:val="24"/>
     </w:rPr>
   </w:style>
-  <w:style w:type="paragraph" w:customStyle="1" w:styleId="Tex2StoAbstractKeywords">
-    <w:name w:val="Tex2Sto Abstract Keywords"/>
+  <w:style w:type="paragraph" w:customStyle="1" w:styleId="Tex2StoSymbols">
+    <w:name w:val="Tex2Sto Symbols"/>
     <w:basedOn w:val="Normal"/>
     <w:pPr>
       <w:spacing w:line="360" w:lineRule="auto" w:before="0" w:after="0"/>
       <w:ind w:firstLine="0"/>
-      <w:jc w:val="both"/>
+      <w:jc w:val="left"/>
     </w:pPr>
     <w:rPr>
       <w:rFonts w:ascii="Times New Roman" w:hAnsi="Times New Roman" w:eastAsia="Times New Roman"/>
@@ -12274,6 +12289,21 @@
       <w:sz w:val="28"/>
     </w:rPr>
   </w:style>
+  <w:style w:type="paragraph" w:customStyle="1" w:styleId="Tex2StoAbstractKeywords">
+    <w:name w:val="Tex2Sto Abstract Keywords"/>
+    <w:basedOn w:val="Normal"/>
+    <w:pPr>
+      <w:spacing w:line="360" w:lineRule="auto" w:before="0" w:after="0"/>
+      <w:ind w:firstLine="0"/>
+      <w:jc w:val="both"/>
+    </w:pPr>
+    <w:rPr>
+      <w:rFonts w:ascii="Times New Roman" w:hAnsi="Times New Roman" w:eastAsia="Times New Roman"/>
+      <w:b w:val="0"/>
+      <w:i w:val="0"/>
+      <w:sz w:val="28"/>
+    </w:rPr>
+  </w:style>
   <w:style w:type="paragraph" w:customStyle="1" w:styleId="Tex2StoTitleInstitution">
     <w:name w:val="Tex2Sto Title Institution"/>
     <w:basedOn w:val="Normal"/>
@@ -12310,7 +12340,7 @@
     <w:pPr>
       <w:spacing w:line="360" w:lineRule="auto" w:before="0" w:after="0"/>
       <w:ind w:firstLine="0"/>
-      <w:jc w:val="right"/>
+      <w:jc w:val="left"/>
     </w:pPr>
     <w:rPr>
       <w:rFonts w:ascii="Times New Roman" w:hAnsi="Times New Roman" w:eastAsia="Times New Roman"/>
@@ -12325,8 +12355,8 @@
     <w:basedOn w:val="Normal"/>
     <w:pPr>
       <w:tabs>
-        <w:tab w:pos="4394" w:val="center"/>
-        <w:tab w:pos="8787" w:val="right"/>
+        <w:tab w:pos="4677" w:val="center"/>
+        <w:tab w:pos="9354" w:val="right"/>
       </w:tabs>
       <w:spacing w:line="360" w:lineRule="auto" w:before="0" w:after="0"/>
       <w:ind w:firstLine="0"/>
@@ -12344,7 +12374,7 @@
     <w:basedOn w:val="Normal"/>
     <w:pPr>
       <w:tabs>
-        <w:tab w:pos="8787" w:val="right" w:leader="dot"/>
+        <w:tab w:pos="9354" w:val="right" w:leader="dot"/>
       </w:tabs>
       <w:spacing w:line="360" w:lineRule="auto" w:before="0" w:after="0"/>
       <w:ind w:firstLine="0" w:left="0"/>
@@ -12362,7 +12392,7 @@
     <w:basedOn w:val="Normal"/>
     <w:pPr>
       <w:tabs>
-        <w:tab w:pos="8787" w:val="right" w:leader="dot"/>
+        <w:tab w:pos="9354" w:val="right" w:leader="dot"/>
       </w:tabs>
       <w:spacing w:line="360" w:lineRule="auto" w:before="0" w:after="0"/>
       <w:ind w:firstLine="0" w:left="283"/>
@@ -12380,7 +12410,7 @@
     <w:basedOn w:val="Normal"/>
     <w:pPr>
       <w:tabs>
-        <w:tab w:pos="8787" w:val="right" w:leader="dot"/>
+        <w:tab w:pos="9354" w:val="right" w:leader="dot"/>
       </w:tabs>
       <w:spacing w:line="360" w:lineRule="auto" w:before="0" w:after="0"/>
       <w:ind w:firstLine="0" w:left="567"/>
@@ -12398,7 +12428,7 @@
     <w:basedOn w:val="Normal"/>
     <w:pPr>
       <w:tabs>
-        <w:tab w:pos="8787" w:val="right" w:leader="dot"/>
+        <w:tab w:pos="9354" w:val="right" w:leader="dot"/>
       </w:tabs>
       <w:spacing w:line="360" w:lineRule="auto" w:before="0" w:after="0"/>
       <w:ind w:firstLine="0" w:left="850"/>

--- a/src/tex2sto/profiles/ssau/pandoc/reference.docx
+++ b/src/tex2sto/profiles/ssau/pandoc/reference.docx
@@ -12296,6 +12296,21 @@
       <w:spacing w:line="360" w:lineRule="auto" w:before="0" w:after="0"/>
       <w:ind w:firstLine="0"/>
       <w:jc w:val="both"/>
+    </w:pPr>
+    <w:rPr>
+      <w:rFonts w:ascii="Times New Roman" w:hAnsi="Times New Roman" w:eastAsia="Times New Roman"/>
+      <w:b w:val="0"/>
+      <w:i w:val="0"/>
+      <w:sz w:val="28"/>
+    </w:rPr>
+  </w:style>
+  <w:style w:type="paragraph" w:customStyle="1" w:styleId="Tex2StoAssignment">
+    <w:name w:val="Tex2Sto Assignment"/>
+    <w:basedOn w:val="Normal"/>
+    <w:pPr>
+      <w:spacing w:line="360" w:lineRule="auto" w:before="0" w:after="0"/>
+      <w:ind w:firstLine="0"/>
+      <w:jc w:val="left"/>
     </w:pPr>
     <w:rPr>
       <w:rFonts w:ascii="Times New Roman" w:hAnsi="Times New Roman" w:eastAsia="Times New Roman"/>
